--- a/P & CT/Week 1 PCT.docx
+++ b/P & CT/Week 1 PCT.docx
@@ -1954,17 +1954,7 @@
           <w:sz w:val="24"/>
           <w:szCs w:val="24"/>
         </w:rPr>
-        <w:t>F</w:t>
-      </w:r>
-      <w:bookmarkStart w:id="0" w:name="_GoBack"/>
-      <w:bookmarkEnd w:id="0"/>
-      <w:r>
-        <w:rPr>
-          <w:rFonts w:ascii="Times New Roman" w:eastAsia="Times New Roman" w:hAnsi="Times New Roman" w:cs="Times New Roman"/>
-          <w:sz w:val="24"/>
-          <w:szCs w:val="24"/>
-        </w:rPr>
-        <w:t>or</w:t>
+        <w:t>For</w:t>
       </w:r>
       <w:proofErr w:type="gramEnd"/>
       <w:r>
@@ -2109,9 +2099,9 @@
       <w:r>
         <w:lastRenderedPageBreak/>
         <w:drawing>
-          <wp:inline distT="0" distB="0" distL="0" distR="0" wp14:anchorId="71A19D90" wp14:editId="14C5AD50">
-            <wp:extent cx="5943600" cy="2489200"/>
-            <wp:effectExtent l="0" t="0" r="0" b="6350"/>
+          <wp:inline distT="0" distB="0" distL="0" distR="0" wp14:anchorId="7A2F5822" wp14:editId="364B71F6">
+            <wp:extent cx="5943600" cy="2562860"/>
+            <wp:effectExtent l="0" t="0" r="0" b="8890"/>
             <wp:docPr id="1" name="Picture 1"/>
             <wp:cNvGraphicFramePr>
               <a:graphicFrameLocks xmlns:a="http://schemas.openxmlformats.org/drawingml/2006/main" noChangeAspect="1"/>
@@ -2132,7 +2122,7 @@
                   <pic:spPr>
                     <a:xfrm>
                       <a:off x="0" y="0"/>
-                      <a:ext cx="5943600" cy="2489200"/>
+                      <a:ext cx="5943600" cy="2562860"/>
                     </a:xfrm>
                     <a:prstGeom prst="rect">
                       <a:avLst/>
@@ -2144,6 +2134,8 @@
           </wp:inline>
         </w:drawing>
       </w:r>
+      <w:bookmarkStart w:id="0" w:name="_GoBack"/>
+      <w:bookmarkEnd w:id="0"/>
     </w:p>
     <w:sectPr>
       <w:pgSz w:w="12240" w:h="15840"/>
